--- a/labs/lab01/report/report.docx
+++ b/labs/lab01/report/report.docx
@@ -65,19 +65,19 @@
         <w:pStyle w:val="Author"/>
       </w:pPr>
       <w:r>
-        <w:t xml:space="preserve">Останин</w:t>
+        <w:t xml:space="preserve">Геллер</w:t>
       </w:r>
       <w:r>
         <w:t xml:space="preserve"> </w:t>
       </w:r>
       <w:r>
-        <w:t xml:space="preserve">Владислав</w:t>
+        <w:t xml:space="preserve">Михаил</w:t>
       </w:r>
       <w:r>
         <w:t xml:space="preserve"> </w:t>
       </w:r>
       <w:r>
-        <w:t xml:space="preserve">Александрович</w:t>
+        <w:t xml:space="preserve">Андреевич</w:t>
       </w:r>
     </w:p>
     <w:sdt>

--- a/labs/lab01/report/report.docx
+++ b/labs/lab01/report/report.docx
@@ -195,7 +195,7 @@
       <w:r>
         <w:drawing>
           <wp:inline>
-            <wp:extent cx="5334000" cy="3656476"/>
+            <wp:extent cx="5334000" cy="2736634"/>
             <wp:effectExtent b="0" l="0" r="0" t="0"/>
             <wp:docPr descr="Создание виртуальной машины 1" title="" id="23" name="Picture"/>
             <a:graphic>
@@ -216,7 +216,7 @@
                   <pic:spPr bwMode="auto">
                     <a:xfrm>
                       <a:off x="0" y="0"/>
-                      <a:ext cx="5334000" cy="3656476"/>
+                      <a:ext cx="5334000" cy="2736634"/>
                     </a:xfrm>
                     <a:prstGeom prst="rect">
                       <a:avLst/>
